--- a/examples/doc/dfr_kswin.docx
+++ b/examples/doc/dfr_kswin.docx
@@ -947,7 +947,7 @@
         <w:rPr>
           <w:rStyle w:val="VerbatimChar"/>
         </w:rPr>
-        <w:t xml:space="preserve">## 229 229  TRUE drift</w:t>
+        <w:t xml:space="preserve">## 228 228  TRUE drift</w:t>
       </w:r>
       <w:r>
         <w:br/>
@@ -956,7 +956,7 @@
         <w:rPr>
           <w:rStyle w:val="VerbatimChar"/>
         </w:rPr>
-        <w:t xml:space="preserve">## 339 339  TRUE drift</w:t>
+        <w:t xml:space="preserve">## 338 338  TRUE drift</w:t>
       </w:r>
       <w:r>
         <w:br/>
@@ -965,7 +965,16 @@
         <w:rPr>
           <w:rStyle w:val="VerbatimChar"/>
         </w:rPr>
-        <w:t xml:space="preserve">## 439 439  TRUE drift</w:t>
+        <w:t xml:space="preserve">## 389 389  TRUE drift</w:t>
+      </w:r>
+      <w:r>
+        <w:br/>
+      </w:r>
+      <w:r>
+        <w:rPr>
+          <w:rStyle w:val="VerbatimChar"/>
+        </w:rPr>
+        <w:t xml:space="preserve">## 440 440  TRUE drift</w:t>
       </w:r>
     </w:p>
     <w:p>

--- a/examples/doc/dfr_kswin.docx
+++ b/examples/doc/dfr_kswin.docx
@@ -2,30 +2,94 @@
 <file path=word/document.xml><?xml version="1.0" encoding="utf-8"?>
 <w:document xmlns:w="http://schemas.openxmlformats.org/wordprocessingml/2006/main" xmlns:m="http://schemas.openxmlformats.org/officeDocument/2006/math" xmlns:r="http://schemas.openxmlformats.org/officeDocument/2006/relationships" xmlns:o="urn:schemas-microsoft-com:office:office" xmlns:v="urn:schemas-microsoft-com:vml" xmlns:w10="urn:schemas-microsoft-com:office:word" xmlns:a="http://schemas.openxmlformats.org/drawingml/2006/main" xmlns:pic="http://schemas.openxmlformats.org/drawingml/2006/picture" xmlns:wp="http://schemas.openxmlformats.org/drawingml/2006/wordprocessingDrawing">
   <w:body>
+    <w:bookmarkStart w:id="28" w:name="kswin-example"/>
     <w:p>
       <w:pPr>
-        <w:pStyle w:val="SourceCode"/>
+        <w:pStyle w:val="Heading1"/>
       </w:pPr>
       <w:r>
-        <w:rPr>
-          <w:rStyle w:val="CommentTok"/>
-        </w:rPr>
-        <w:t xml:space="preserve"># Loading heimdall</w:t>
-      </w:r>
-      <w:r>
-        <w:br/>
-      </w:r>
-      <w:r>
-        <w:rPr>
-          <w:rStyle w:val="FunctionTok"/>
-        </w:rPr>
-        <w:t xml:space="preserve">library</w:t>
-      </w:r>
-      <w:r>
-        <w:rPr>
-          <w:rStyle w:val="NormalTok"/>
-        </w:rPr>
-        <w:t xml:space="preserve">(heimdall)</w:t>
+        <w:t xml:space="preserve">KSWIN Example</w:t>
+      </w:r>
+    </w:p>
+    <w:p>
+      <w:pPr>
+        <w:pStyle w:val="FirstParagraph"/>
+      </w:pPr>
+      <w:r>
+        <w:t xml:space="preserve">KSWIN applies a Kolmogorov-Smirnov test between a recent window and a reference sample from older observations. It is a practical detector when you want to identify changes in the distribution of a numeric stream.</w:t>
+      </w:r>
+    </w:p>
+    <w:p>
+      <w:pPr>
+        <w:pStyle w:val="BodyText"/>
+      </w:pPr>
+      <w:r>
+        <w:t xml:space="preserve">In this example, KSWIN is used for</w:t>
+      </w:r>
+      <w:r>
+        <w:t xml:space="preserve"> </w:t>
+      </w:r>
+      <w:r>
+        <w:rPr>
+          <w:b/>
+          <w:bCs/>
+        </w:rPr>
+        <w:t xml:space="preserve">virtual concept drift</w:t>
+      </w:r>
+      <w:r>
+        <w:t xml:space="preserve"> </w:t>
+      </w:r>
+      <w:r>
+        <w:t xml:space="preserve">detection.</w:t>
+      </w:r>
+    </w:p>
+    <w:p>
+      <w:pPr>
+        <w:pStyle w:val="BodyText"/>
+      </w:pPr>
+      <w:r>
+        <w:t xml:space="preserve">Reference: Raab, C., Heusinger, M., and Schleif, F.-M. (2020).</w:t>
+      </w:r>
+      <w:r>
+        <w:t xml:space="preserve"> </w:t>
+      </w:r>
+      <w:r>
+        <w:rPr>
+          <w:i/>
+          <w:iCs/>
+        </w:rPr>
+        <w:t xml:space="preserve">Reactive soft prototype computing for concept drift streams</w:t>
+      </w:r>
+      <w:r>
+        <w:t xml:space="preserve">. Neurocomputing, 416, 340-351.</w:t>
+      </w:r>
+      <w:r>
+        <w:t xml:space="preserve"> </w:t>
+      </w:r>
+      <w:hyperlink r:id="rId20">
+        <w:r>
+          <w:rPr>
+            <w:rStyle w:val="Hyperlink"/>
+          </w:rPr>
+          <w:t xml:space="preserve">doi:10.1016/j.neucom.2019.11.111</w:t>
+        </w:r>
+      </w:hyperlink>
+    </w:p>
+    <w:bookmarkStart w:id="27" w:name="learning-goal"/>
+    <w:p>
+      <w:pPr>
+        <w:pStyle w:val="Heading2"/>
+      </w:pPr>
+      <w:r>
+        <w:t xml:space="preserve">Learning goal</w:t>
+      </w:r>
+    </w:p>
+    <w:p>
+      <w:pPr>
+        <w:pStyle w:val="FirstParagraph"/>
+      </w:pPr>
+      <w:r>
+        <w:t xml:space="preserve">This example demonstrates how to use a classical window-based statistical test inside the Heimdall update loop.</w:t>
       </w:r>
     </w:p>
     <w:p>
@@ -36,43 +100,7 @@
         <w:rPr>
           <w:rStyle w:val="CommentTok"/>
         </w:rPr>
-        <w:t xml:space="preserve"># KSWIN example</w:t>
-      </w:r>
-      <w:r>
-        <w:br/>
-      </w:r>
-      <w:r>
-        <w:rPr>
-          <w:rStyle w:val="CommentTok"/>
-        </w:rPr>
-        <w:t xml:space="preserve"># KSWIN is shown here as a virtual concept drift detector over a numeric stream.</w:t>
-      </w:r>
-      <w:r>
-        <w:br/>
-      </w:r>
-      <w:r>
-        <w:rPr>
-          <w:rStyle w:val="NormalTok"/>
-        </w:rPr>
-        <w:t xml:space="preserve">seed </w:t>
-      </w:r>
-      <w:r>
-        <w:rPr>
-          <w:rStyle w:val="OtherTok"/>
-        </w:rPr>
-        <w:t xml:space="preserve">&lt;-</w:t>
-      </w:r>
-      <w:r>
-        <w:rPr>
-          <w:rStyle w:val="NormalTok"/>
-        </w:rPr>
-        <w:t xml:space="preserve"> </w:t>
-      </w:r>
-      <w:r>
-        <w:rPr>
-          <w:rStyle w:val="DecValTok"/>
-        </w:rPr>
-        <w:t xml:space="preserve">1</w:t>
+        <w:t xml:space="preserve"># Load Heimdall and the synthetic univariate stream.</w:t>
       </w:r>
       <w:r>
         <w:br/>
@@ -81,13 +109,13 @@
         <w:rPr>
           <w:rStyle w:val="FunctionTok"/>
         </w:rPr>
-        <w:t xml:space="preserve">set.seed</w:t>
-      </w:r>
-      <w:r>
-        <w:rPr>
-          <w:rStyle w:val="NormalTok"/>
-        </w:rPr>
-        <w:t xml:space="preserve">(seed)</w:t>
+        <w:t xml:space="preserve">library</w:t>
+      </w:r>
+      <w:r>
+        <w:rPr>
+          <w:rStyle w:val="NormalTok"/>
+        </w:rPr>
+        <w:t xml:space="preserve">(heimdall)</w:t>
       </w:r>
     </w:p>
     <w:p>
@@ -98,10 +126,34 @@
         <w:rPr>
           <w:rStyle w:val="CommentTok"/>
         </w:rPr>
-        <w:t xml:space="preserve"># Load data</w:t>
-      </w:r>
-      <w:r>
-        <w:br/>
+        <w:t xml:space="preserve"># Fix the seed for reproducibility.</w:t>
+      </w:r>
+      <w:r>
+        <w:br/>
+      </w:r>
+      <w:r>
+        <w:rPr>
+          <w:rStyle w:val="NormalTok"/>
+        </w:rPr>
+        <w:t xml:space="preserve">seed </w:t>
+      </w:r>
+      <w:r>
+        <w:rPr>
+          <w:rStyle w:val="OtherTok"/>
+        </w:rPr>
+        <w:t xml:space="preserve">&lt;-</w:t>
+      </w:r>
+      <w:r>
+        <w:rPr>
+          <w:rStyle w:val="NormalTok"/>
+        </w:rPr>
+        <w:t xml:space="preserve"> </w:t>
+      </w:r>
+      <w:r>
+        <w:rPr>
+          <w:rStyle w:val="DecValTok"/>
+        </w:rPr>
+        <w:t xml:space="preserve">1</w:t>
       </w:r>
       <w:r>
         <w:br/>
@@ -110,46 +162,13 @@
         <w:rPr>
           <w:rStyle w:val="FunctionTok"/>
         </w:rPr>
-        <w:t xml:space="preserve">data</w:t>
-      </w:r>
-      <w:r>
-        <w:rPr>
-          <w:rStyle w:val="NormalTok"/>
-        </w:rPr>
-        <w:t xml:space="preserve">(st_drift_examples)</w:t>
-      </w:r>
-      <w:r>
-        <w:br/>
-      </w:r>
-      <w:r>
-        <w:rPr>
-          <w:rStyle w:val="NormalTok"/>
-        </w:rPr>
-        <w:t xml:space="preserve">serie </w:t>
-      </w:r>
-      <w:r>
-        <w:rPr>
-          <w:rStyle w:val="OtherTok"/>
-        </w:rPr>
-        <w:t xml:space="preserve">&lt;-</w:t>
-      </w:r>
-      <w:r>
-        <w:rPr>
-          <w:rStyle w:val="NormalTok"/>
-        </w:rPr>
-        <w:t xml:space="preserve"> st_drift_examples</w:t>
-      </w:r>
-      <w:r>
-        <w:rPr>
-          <w:rStyle w:val="SpecialCharTok"/>
-        </w:rPr>
-        <w:t xml:space="preserve">$</w:t>
-      </w:r>
-      <w:r>
-        <w:rPr>
-          <w:rStyle w:val="NormalTok"/>
-        </w:rPr>
-        <w:t xml:space="preserve">univariate</w:t>
+        <w:t xml:space="preserve">set.seed</w:t>
+      </w:r>
+      <w:r>
+        <w:rPr>
+          <w:rStyle w:val="NormalTok"/>
+        </w:rPr>
+        <w:t xml:space="preserve">(seed)</w:t>
       </w:r>
     </w:p>
     <w:p>
@@ -160,10 +179,66 @@
         <w:rPr>
           <w:rStyle w:val="CommentTok"/>
         </w:rPr>
-        <w:t xml:space="preserve"># Plot series</w:t>
-      </w:r>
-      <w:r>
-        <w:br/>
+        <w:t xml:space="preserve"># Load the numeric stream used by the detector.</w:t>
+      </w:r>
+      <w:r>
+        <w:br/>
+      </w:r>
+      <w:r>
+        <w:rPr>
+          <w:rStyle w:val="FunctionTok"/>
+        </w:rPr>
+        <w:t xml:space="preserve">data</w:t>
+      </w:r>
+      <w:r>
+        <w:rPr>
+          <w:rStyle w:val="NormalTok"/>
+        </w:rPr>
+        <w:t xml:space="preserve">(st_drift_examples)</w:t>
+      </w:r>
+      <w:r>
+        <w:br/>
+      </w:r>
+      <w:r>
+        <w:rPr>
+          <w:rStyle w:val="NormalTok"/>
+        </w:rPr>
+        <w:t xml:space="preserve">serie </w:t>
+      </w:r>
+      <w:r>
+        <w:rPr>
+          <w:rStyle w:val="OtherTok"/>
+        </w:rPr>
+        <w:t xml:space="preserve">&lt;-</w:t>
+      </w:r>
+      <w:r>
+        <w:rPr>
+          <w:rStyle w:val="NormalTok"/>
+        </w:rPr>
+        <w:t xml:space="preserve"> st_drift_examples</w:t>
+      </w:r>
+      <w:r>
+        <w:rPr>
+          <w:rStyle w:val="SpecialCharTok"/>
+        </w:rPr>
+        <w:t xml:space="preserve">$</w:t>
+      </w:r>
+      <w:r>
+        <w:rPr>
+          <w:rStyle w:val="NormalTok"/>
+        </w:rPr>
+        <w:t xml:space="preserve">univariate</w:t>
+      </w:r>
+    </w:p>
+    <w:p>
+      <w:pPr>
+        <w:pStyle w:val="SourceCode"/>
+      </w:pPr>
+      <w:r>
+        <w:rPr>
+          <w:rStyle w:val="CommentTok"/>
+        </w:rPr>
+        <w:t xml:space="preserve"># Plot the monitored variable before detection.</w:t>
       </w:r>
       <w:r>
         <w:br/>
@@ -244,18 +319,18 @@
           <wp:inline>
             <wp:extent cx="4620126" cy="3696101"/>
             <wp:effectExtent b="0" l="0" r="0" t="0"/>
-            <wp:docPr descr="" title="" id="21" name="Picture"/>
+            <wp:docPr descr="" title="" id="22" name="Picture"/>
             <a:graphic>
               <a:graphicData uri="http://schemas.openxmlformats.org/drawingml/2006/picture">
                 <pic:pic>
                   <pic:nvPicPr>
-                    <pic:cNvPr descr="/home/gpca/heimdall/examples/doc/dfr_kswin_files/figure-docx/unnamed-chunk-4-1.png" id="22" name="Picture"/>
+                    <pic:cNvPr descr="/home/gpca/heimdall/examples/doc/dfr_kswin_files/figure-docx/unnamed-chunk-4-1.png" id="23" name="Picture"/>
                     <pic:cNvPicPr>
                       <a:picLocks noChangeArrowheads="1" noChangeAspect="1"/>
                     </pic:cNvPicPr>
                   </pic:nvPicPr>
                   <pic:blipFill>
-                    <a:blip r:embed="rId20"/>
+                    <a:blip r:embed="rId21"/>
                     <a:stretch>
                       <a:fillRect/>
                     </a:stretch>
@@ -290,10 +365,7 @@
         <w:rPr>
           <w:rStyle w:val="CommentTok"/>
         </w:rPr>
-        <w:t xml:space="preserve"># Instantiate model</w:t>
-      </w:r>
-      <w:r>
-        <w:br/>
+        <w:t xml:space="preserve"># Instantiate KSWIN with explicit window parameters.</w:t>
       </w:r>
       <w:r>
         <w:br/>
@@ -391,10 +463,7 @@
         <w:rPr>
           <w:rStyle w:val="CommentTok"/>
         </w:rPr>
-        <w:t xml:space="preserve"># Detection</w:t>
-      </w:r>
-      <w:r>
-        <w:br/>
+        <w:t xml:space="preserve"># Update the detector sequentially and store the alarm positions.</w:t>
       </w:r>
       <w:r>
         <w:br/>
@@ -879,10 +948,7 @@
         <w:rPr>
           <w:rStyle w:val="CommentTok"/>
         </w:rPr>
-        <w:t xml:space="preserve"># Detected drifts</w:t>
-      </w:r>
-      <w:r>
-        <w:br/>
+        <w:t xml:space="preserve"># Print the points where KSWIN raised drift alarms.</w:t>
       </w:r>
       <w:r>
         <w:br/>
@@ -985,10 +1051,7 @@
         <w:rPr>
           <w:rStyle w:val="CommentTok"/>
         </w:rPr>
-        <w:t xml:space="preserve"># Plot drifts</w:t>
-      </w:r>
-      <w:r>
-        <w:br/>
+        <w:t xml:space="preserve"># Overlay the detected drifts on the original stream.</w:t>
       </w:r>
       <w:r>
         <w:br/>
@@ -1222,18 +1285,18 @@
           <wp:inline>
             <wp:extent cx="4620126" cy="3696101"/>
             <wp:effectExtent b="0" l="0" r="0" t="0"/>
-            <wp:docPr descr="" title="" id="24" name="Picture"/>
+            <wp:docPr descr="" title="" id="25" name="Picture"/>
             <a:graphic>
               <a:graphicData uri="http://schemas.openxmlformats.org/drawingml/2006/picture">
                 <pic:pic>
                   <pic:nvPicPr>
-                    <pic:cNvPr descr="/home/gpca/heimdall/examples/doc/dfr_kswin_files/figure-docx/unnamed-chunk-8-1.png" id="25" name="Picture"/>
+                    <pic:cNvPr descr="/home/gpca/heimdall/examples/doc/dfr_kswin_files/figure-docx/unnamed-chunk-8-1.png" id="26" name="Picture"/>
                     <pic:cNvPicPr>
                       <a:picLocks noChangeArrowheads="1" noChangeAspect="1"/>
                     </pic:cNvPicPr>
                   </pic:nvPicPr>
                   <pic:blipFill>
-                    <a:blip r:embed="rId23"/>
+                    <a:blip r:embed="rId24"/>
                     <a:stretch>
                       <a:fillRect/>
                     </a:stretch>
@@ -1260,6 +1323,8 @@
         </w:drawing>
       </w:r>
     </w:p>
+    <w:bookmarkEnd w:id="27"/>
+    <w:bookmarkEnd w:id="28"/>
     <w:sectPr>
       <w:footnotePr>
         <w:numRestart w:val="eachSect"/>
